--- a/SpaceONEZ_제안서.docx
+++ b/SpaceONEZ_제안서.docx
@@ -504,7 +504,7 @@
           </w:tcPr>
           <w:p>
             <w:r>
-              <w:t>부산광역시 영도구 대평로 27번길 8</w:t>
+              <w:t>부산광역시 영도구 봉래나루로 214 1층</w:t>
             </w:r>
           </w:p>
         </w:tc>
